--- a/consulenza-normativa-ai/modelli/03-policy-uso-ai-aziendale.docx
+++ b/consulenza-normativa-ai/modelli/03-policy-uso-ai-aziendale.docx
@@ -600,7 +600,19 @@
           <w:sz w:val="22"/>
           <w:szCs w:val="22"/>
         </w:rPr>
-        <w:t xml:space="preserve">Per decisioni che riguardano persone (es. selezione del personale, valutazioni) l’AI può solo supportare, mai sostituire, la decisione umana.</w:t>
+        <w:t xml:space="preserve">Decisioni sul rapporto di lavoro: per legge (art. 41, D.Lgs 179/2026), le decisioni finali su costituzione, modifica o risoluzione del rapporto di lavoro — inclusi provvedimenti disciplinari e valutazioni delle prestazioni — non possono mai basarsi unicamente su un trattamento automatizzato. Serve sempre una persona fisica con potere decisionale effettivo. Un licenziamento o altra decisione presa in violazione di questa regola è nullo. Il lavoratore ha diritto, su richiesta, a una motivazione intelligibile della decisione.</w:t>
+      </w:r>
+    </w:p>
+    <w:p>
+      <w:pPr>
+        <w:spacing w:after="160"/>
+      </w:pPr>
+      <w:r>
+        <w:rPr>
+          <w:sz w:val="22"/>
+          <w:szCs w:val="22"/>
+        </w:rPr>
+        <w:t xml:space="preserve">Il datore di lavoro deve inoltre informare il lavoratore dell’uso dell’AI nei casi e con le modalità previste dall’art. 1-bis, D.Lgs 152/1997 (richiamato dall’art. 11, Legge 132/2025), prima di avviare il trattamento.</w:t>
       </w:r>
     </w:p>
     <w:p>
@@ -675,19 +687,19 @@
           <w:sz w:val="26"/>
           <w:szCs w:val="26"/>
         </w:rPr>
-        <w:t xml:space="preserve">7. Formazione</w:t>
-      </w:r>
-    </w:p>
-    <w:p>
-      <w:pPr>
-        <w:spacing w:after="160"/>
-      </w:pPr>
-      <w:r>
-        <w:rPr>
-          <w:sz w:val="22"/>
-          <w:szCs w:val="22"/>
-        </w:rPr>
-        <w:t xml:space="preserve">Tutto il personale che usa strumenti AI riceve una formazione iniziale e aggiornamenti periodici quando cambiano strumenti o normativa.</w:t>
+        <w:t xml:space="preserve">7. Formazione e sicurezza sul lavoro</w:t>
+      </w:r>
+    </w:p>
+    <w:p>
+      <w:pPr>
+        <w:spacing w:after="160"/>
+      </w:pPr>
+      <w:r>
+        <w:rPr>
+          <w:sz w:val="22"/>
+          <w:szCs w:val="22"/>
+        </w:rPr>
+        <w:t xml:space="preserve">Tutto il personale che usa strumenti AI riceve una formazione iniziale e aggiornamenti periodici quando cambiano strumenti o normativa. Questo non è solo buona prassi: l’art. 42, D.Lgs 179/2026 impone al datore di lavoro di assicurare un’adeguata informazione e formazione sui rischi specifici connessi all’uso dell’AI. Dove l’uso dell’AI incide su organizzazione del lavoro, ritmi o sicurezza, va inoltre valutato nel documento di valutazione dei rischi aziendale (DVR, art. 28, D.Lgs 81/2008) — da coordinare con il responsabile del servizio di prevenzione e protezione (RSPP).</w:t>
       </w:r>
     </w:p>
     <w:p>
